--- a/BSUIR/semestre 5/BD/Сушко_381574_БД_ЛР1.docx
+++ b/BSUIR/semestre 5/BD/Сушко_381574_БД_ЛР1.docx
@@ -519,7 +519,23 @@
                 <w:rFonts w:cs="Times New Roman"/>
                 <w:szCs w:val="28"/>
               </w:rPr>
-              <w:t xml:space="preserve">оцент кафедры ИСиТ, </w:t>
+              <w:t xml:space="preserve">оцент кафедры </w:t>
+            </w:r>
+            <w:proofErr w:type="spellStart"/>
+            <w:r>
+              <w:rPr>
+                <w:rFonts w:cs="Times New Roman"/>
+                <w:szCs w:val="28"/>
+              </w:rPr>
+              <w:t>ИСиТ</w:t>
+            </w:r>
+            <w:proofErr w:type="spellEnd"/>
+            <w:r>
+              <w:rPr>
+                <w:rFonts w:cs="Times New Roman"/>
+                <w:szCs w:val="28"/>
+              </w:rPr>
+              <w:t xml:space="preserve">, </w:t>
             </w:r>
           </w:p>
           <w:p>
@@ -530,12 +546,21 @@
                 <w:szCs w:val="28"/>
               </w:rPr>
             </w:pPr>
+            <w:proofErr w:type="spellStart"/>
             <w:r>
               <w:rPr>
                 <w:rFonts w:cs="Times New Roman"/>
                 <w:szCs w:val="28"/>
               </w:rPr>
-              <w:t>к.п.н., доцент</w:t>
+              <w:t>к.п.н</w:t>
+            </w:r>
+            <w:proofErr w:type="spellEnd"/>
+            <w:r>
+              <w:rPr>
+                <w:rFonts w:cs="Times New Roman"/>
+                <w:szCs w:val="28"/>
+              </w:rPr>
+              <w:t>., доцент</w:t>
             </w:r>
           </w:p>
           <w:p>
@@ -546,12 +571,21 @@
                 <w:szCs w:val="28"/>
               </w:rPr>
             </w:pPr>
+            <w:proofErr w:type="spellStart"/>
             <w:r>
               <w:rPr>
                 <w:rFonts w:cs="Times New Roman"/>
                 <w:szCs w:val="28"/>
               </w:rPr>
-              <w:t>Кунцевич О.Ю.</w:t>
+              <w:t>Кунцевич</w:t>
+            </w:r>
+            <w:proofErr w:type="spellEnd"/>
+            <w:r>
+              <w:rPr>
+                <w:rFonts w:cs="Times New Roman"/>
+                <w:szCs w:val="28"/>
+              </w:rPr>
+              <w:t xml:space="preserve"> О.Ю.</w:t>
             </w:r>
           </w:p>
         </w:tc>
@@ -763,7 +797,7 @@
           <w:color w:val="000000"/>
           <w:sz w:val="20"/>
           <w:szCs w:val="20"/>
-          <w:lang w:val="en-US" w:eastAsia="ru-RU"/>
+          <w:lang w:eastAsia="ru-RU"/>
         </w:rPr>
       </w:pPr>
       <w:r>
@@ -906,7 +940,7 @@
           <w:szCs w:val="20"/>
           <w:shd w:val="clear" w:color="auto" w:fill="FFFFFF"/>
         </w:rPr>
-        <w:t>ним реляционных операций по источнику [7, c. 249–255].</w:t>
+        <w:t>ним реляционных операций по источнику.</w:t>
       </w:r>
     </w:p>
     <w:p>
@@ -927,6 +961,22 @@
         </w:rPr>
         <w:t>3. Выполните задания в соответствии со своим вариантом (приложение А).</w:t>
       </w:r>
+      <w:r>
+        <w:rPr>
+          <w:color w:val="000000"/>
+          <w:szCs w:val="20"/>
+          <w:shd w:val="clear" w:color="auto" w:fill="FFFFFF"/>
+        </w:rPr>
+        <w:t xml:space="preserve"> </w:t>
+      </w:r>
+      <w:r>
+        <w:rPr>
+          <w:color w:val="000000"/>
+          <w:szCs w:val="20"/>
+          <w:shd w:val="clear" w:color="auto" w:fill="FFFFFF"/>
+        </w:rPr>
+        <w:t>При необходимости доработайте отношения (таблицы) для возможности выполнения необходимых реляционных операций.</w:t>
+      </w:r>
     </w:p>
     <w:p>
       <w:pPr>
@@ -944,38 +994,16 @@
           <w:szCs w:val="20"/>
           <w:shd w:val="clear" w:color="auto" w:fill="FFFFFF"/>
         </w:rPr>
-        <w:t>При необходимости доработайте отношения (таблицы) для возможности выполнения необходимых реляционных операций.</w:t>
-      </w:r>
-    </w:p>
-    <w:p>
-      <w:pPr>
-        <w:ind w:firstLine="709"/>
-        <w:jc w:val="both"/>
-        <w:rPr>
-          <w:color w:val="000000"/>
-          <w:szCs w:val="20"/>
-          <w:shd w:val="clear" w:color="auto" w:fill="FFFFFF"/>
-        </w:rPr>
-      </w:pPr>
-      <w:r>
-        <w:rPr>
-          <w:color w:val="000000"/>
-          <w:szCs w:val="20"/>
-          <w:shd w:val="clear" w:color="auto" w:fill="FFFFFF"/>
-        </w:rPr>
         <w:t>4. Представьте результат выполнения операций над отношениями (скобки</w:t>
       </w:r>
-    </w:p>
-    <w:p>
-      <w:pPr>
-        <w:ind w:firstLine="709"/>
-        <w:jc w:val="both"/>
-        <w:rPr>
-          <w:color w:val="000000"/>
-          <w:szCs w:val="20"/>
-          <w:shd w:val="clear" w:color="auto" w:fill="FFFFFF"/>
-        </w:rPr>
-      </w:pPr>
+      <w:r>
+        <w:rPr>
+          <w:color w:val="000000"/>
+          <w:szCs w:val="20"/>
+          <w:shd w:val="clear" w:color="auto" w:fill="FFFFFF"/>
+        </w:rPr>
+        <w:t xml:space="preserve"> </w:t>
+      </w:r>
       <w:r>
         <w:rPr>
           <w:color w:val="000000"/>
@@ -1466,7 +1494,7 @@
         <w:tc>
           <w:tcPr>
             <w:tcW w:w="1417" w:type="dxa"/>
-            <w:shd w:val="clear" w:color="auto" w:fill="BDD6EE" w:themeFill="accent1" w:themeFillTint="66"/>
+            <w:shd w:val="clear" w:color="auto" w:fill="AEAAAA" w:themeFill="background2" w:themeFillShade="BF"/>
           </w:tcPr>
           <w:p>
             <w:pPr>
@@ -1485,6 +1513,7 @@
                 <w:color w:val="000000"/>
                 <w:sz w:val="24"/>
                 <w:szCs w:val="18"/>
+                <w:highlight w:val="darkGray"/>
                 <w:shd w:val="clear" w:color="auto" w:fill="FFFFFF"/>
               </w:rPr>
               <w:t>8</w:t>
@@ -1878,7 +1907,27 @@
           <w:szCs w:val="20"/>
           <w:shd w:val="clear" w:color="auto" w:fill="FFFFFF"/>
         </w:rPr>
-        <w:t xml:space="preserve"> М = A Where A.col_1 = ‘выбрать первый элемент’</w:t>
+        <w:t xml:space="preserve"> М = A </w:t>
+      </w:r>
+      <w:proofErr w:type="spellStart"/>
+      <w:r>
+        <w:rPr>
+          <w:bCs/>
+          <w:color w:val="000000"/>
+          <w:szCs w:val="20"/>
+          <w:shd w:val="clear" w:color="auto" w:fill="FFFFFF"/>
+        </w:rPr>
+        <w:t>Where</w:t>
+      </w:r>
+      <w:proofErr w:type="spellEnd"/>
+      <w:r>
+        <w:rPr>
+          <w:bCs/>
+          <w:color w:val="000000"/>
+          <w:szCs w:val="20"/>
+          <w:shd w:val="clear" w:color="auto" w:fill="FFFFFF"/>
+        </w:rPr>
+        <w:t xml:space="preserve"> A.col_1 = ‘выбрать первый элемент’</w:t>
       </w:r>
     </w:p>
     <w:p>
@@ -1908,7 +1957,27 @@
           <w:szCs w:val="20"/>
           <w:shd w:val="clear" w:color="auto" w:fill="FFFFFF"/>
         </w:rPr>
-        <w:t xml:space="preserve"> N = С Where С.col_1 = ‘выбрать последние три элемента’</w:t>
+        <w:t xml:space="preserve"> N = С </w:t>
+      </w:r>
+      <w:proofErr w:type="spellStart"/>
+      <w:r>
+        <w:rPr>
+          <w:bCs/>
+          <w:color w:val="000000"/>
+          <w:szCs w:val="20"/>
+          <w:shd w:val="clear" w:color="auto" w:fill="FFFFFF"/>
+        </w:rPr>
+        <w:t>Where</w:t>
+      </w:r>
+      <w:proofErr w:type="spellEnd"/>
+      <w:r>
+        <w:rPr>
+          <w:bCs/>
+          <w:color w:val="000000"/>
+          <w:szCs w:val="20"/>
+          <w:shd w:val="clear" w:color="auto" w:fill="FFFFFF"/>
+        </w:rPr>
+        <w:t xml:space="preserve"> С.col_1 = ‘выбрать последние три элемента’</w:t>
       </w:r>
     </w:p>
     <w:p>
@@ -2106,30 +2175,6 @@
     <w:p>
       <w:pPr>
         <w:ind w:firstLine="709"/>
-        <w:jc w:val="both"/>
-        <w:rPr>
-          <w:b/>
-          <w:color w:val="000000"/>
-          <w:szCs w:val="20"/>
-          <w:shd w:val="clear" w:color="auto" w:fill="FFFFFF"/>
-        </w:rPr>
-      </w:pPr>
-    </w:p>
-    <w:p>
-      <w:pPr>
-        <w:ind w:firstLine="709"/>
-        <w:jc w:val="both"/>
-        <w:rPr>
-          <w:bCs/>
-          <w:color w:val="000000"/>
-          <w:szCs w:val="20"/>
-          <w:shd w:val="clear" w:color="auto" w:fill="FFFFFF"/>
-        </w:rPr>
-      </w:pPr>
-    </w:p>
-    <w:p>
-      <w:pPr>
-        <w:ind w:firstLine="709"/>
         <w:jc w:val="center"/>
         <w:rPr>
           <w:bCs/>
@@ -2455,7 +2500,6 @@
           <w:szCs w:val="20"/>
           <w:shd w:val="clear" w:color="auto" w:fill="FFFFFF"/>
         </w:rPr>
-        <w:lastRenderedPageBreak/>
         <w:t xml:space="preserve">Рисунок </w:t>
       </w:r>
       <w:r>
@@ -2537,6 +2581,7 @@
           <w:szCs w:val="20"/>
           <w:shd w:val="clear" w:color="auto" w:fill="FFFFFF"/>
         </w:rPr>
+        <w:lastRenderedPageBreak/>
         <w:drawing>
           <wp:inline distT="0" distB="0" distL="0" distR="0" wp14:anchorId="701395C2" wp14:editId="3A6519E7">
             <wp:extent cx="2762636" cy="1867161"/>
@@ -3082,8 +3127,21 @@
           <w:highlight w:val="white"/>
           <w:lang w:val="en-US"/>
         </w:rPr>
-        <w:t xml:space="preserve"> tableB</w:t>
-      </w:r>
+        <w:t xml:space="preserve"> </w:t>
+      </w:r>
+      <w:proofErr w:type="spellStart"/>
+      <w:r>
+        <w:rPr>
+          <w:rFonts w:ascii="Cascadia Mono" w:hAnsi="Cascadia Mono" w:cs="Cascadia Mono"/>
+          <w:color w:val="000000"/>
+          <w:sz w:val="19"/>
+          <w:szCs w:val="19"/>
+          <w:highlight w:val="white"/>
+          <w:lang w:val="en-US"/>
+        </w:rPr>
+        <w:t>tableB</w:t>
+      </w:r>
+      <w:proofErr w:type="spellEnd"/>
     </w:p>
     <w:p>
       <w:pPr>
@@ -3189,8 +3247,21 @@
           <w:highlight w:val="white"/>
           <w:lang w:val="en-US"/>
         </w:rPr>
-        <w:t xml:space="preserve"> tableC</w:t>
-      </w:r>
+        <w:t xml:space="preserve"> </w:t>
+      </w:r>
+      <w:proofErr w:type="spellStart"/>
+      <w:r>
+        <w:rPr>
+          <w:rFonts w:ascii="Cascadia Mono" w:hAnsi="Cascadia Mono" w:cs="Cascadia Mono"/>
+          <w:color w:val="000000"/>
+          <w:sz w:val="19"/>
+          <w:szCs w:val="19"/>
+          <w:highlight w:val="white"/>
+          <w:lang w:val="en-US"/>
+        </w:rPr>
+        <w:t>tableC</w:t>
+      </w:r>
+      <w:proofErr w:type="spellEnd"/>
       <w:r>
         <w:rPr>
           <w:rFonts w:ascii="Cascadia Mono" w:hAnsi="Cascadia Mono" w:cs="Cascadia Mono"/>
@@ -3237,6 +3308,7 @@
           <w:color w:val="808080"/>
           <w:sz w:val="19"/>
           <w:szCs w:val="19"/>
+          <w:highlight w:val="white"/>
           <w:lang w:val="en-US"/>
         </w:rPr>
       </w:pPr>
@@ -3304,8 +3376,21 @@
           <w:highlight w:val="white"/>
           <w:lang w:val="en-US"/>
         </w:rPr>
-        <w:t xml:space="preserve"> tableA</w:t>
-      </w:r>
+        <w:t xml:space="preserve"> </w:t>
+      </w:r>
+      <w:proofErr w:type="spellStart"/>
+      <w:r>
+        <w:rPr>
+          <w:rFonts w:ascii="Cascadia Mono" w:hAnsi="Cascadia Mono" w:cs="Cascadia Mono"/>
+          <w:color w:val="000000"/>
+          <w:sz w:val="19"/>
+          <w:szCs w:val="19"/>
+          <w:highlight w:val="white"/>
+          <w:lang w:val="en-US"/>
+        </w:rPr>
+        <w:t>tableA</w:t>
+      </w:r>
+      <w:proofErr w:type="spellEnd"/>
       <w:r>
         <w:rPr>
           <w:rFonts w:ascii="Cascadia Mono" w:hAnsi="Cascadia Mono" w:cs="Cascadia Mono"/>
@@ -3316,6 +3401,30 @@
           <w:lang w:val="en-US"/>
         </w:rPr>
         <w:t>;</w:t>
+      </w:r>
+    </w:p>
+    <w:p>
+      <w:pPr>
+        <w:spacing w:after="160" w:line="259" w:lineRule="auto"/>
+        <w:rPr>
+          <w:rFonts w:ascii="Cascadia Mono" w:hAnsi="Cascadia Mono" w:cs="Cascadia Mono"/>
+          <w:color w:val="808080"/>
+          <w:sz w:val="19"/>
+          <w:szCs w:val="19"/>
+          <w:highlight w:val="white"/>
+          <w:lang w:val="en-US"/>
+        </w:rPr>
+      </w:pPr>
+      <w:r>
+        <w:rPr>
+          <w:rFonts w:ascii="Cascadia Mono" w:hAnsi="Cascadia Mono" w:cs="Cascadia Mono"/>
+          <w:color w:val="808080"/>
+          <w:sz w:val="19"/>
+          <w:szCs w:val="19"/>
+          <w:highlight w:val="white"/>
+          <w:lang w:val="en-US"/>
+        </w:rPr>
+        <w:br w:type="page"/>
       </w:r>
     </w:p>
     <w:p>
@@ -3630,7 +3739,27 @@
           <w:szCs w:val="20"/>
           <w:shd w:val="clear" w:color="auto" w:fill="FFFFFF"/>
         </w:rPr>
-        <w:t xml:space="preserve"> N = С Where С.col_1 = ‘выбрать последние три элемента’</w:t>
+        <w:t xml:space="preserve"> N = С </w:t>
+      </w:r>
+      <w:proofErr w:type="spellStart"/>
+      <w:r>
+        <w:rPr>
+          <w:bCs/>
+          <w:color w:val="000000"/>
+          <w:szCs w:val="20"/>
+          <w:shd w:val="clear" w:color="auto" w:fill="FFFFFF"/>
+        </w:rPr>
+        <w:t>Where</w:t>
+      </w:r>
+      <w:proofErr w:type="spellEnd"/>
+      <w:r>
+        <w:rPr>
+          <w:bCs/>
+          <w:color w:val="000000"/>
+          <w:szCs w:val="20"/>
+          <w:shd w:val="clear" w:color="auto" w:fill="FFFFFF"/>
+        </w:rPr>
+        <w:t xml:space="preserve"> С.col_1 = ‘выбрать последние три элемента’</w:t>
       </w:r>
     </w:p>
     <w:p>
@@ -3742,6 +3871,7 @@
           <w:highlight w:val="white"/>
         </w:rPr>
       </w:pPr>
+      <w:proofErr w:type="gramStart"/>
       <w:r>
         <w:rPr>
           <w:rFonts w:ascii="Cascadia Mono" w:hAnsi="Cascadia Mono" w:cs="Cascadia Mono"/>
@@ -3770,7 +3900,18 @@
           <w:szCs w:val="19"/>
           <w:highlight w:val="white"/>
         </w:rPr>
-        <w:t>[Старт первого полета]</w:t>
+        <w:t>[</w:t>
+      </w:r>
+      <w:proofErr w:type="gramEnd"/>
+      <w:r>
+        <w:rPr>
+          <w:rFonts w:ascii="Cascadia Mono" w:hAnsi="Cascadia Mono" w:cs="Cascadia Mono"/>
+          <w:color w:val="000000"/>
+          <w:sz w:val="19"/>
+          <w:szCs w:val="19"/>
+          <w:highlight w:val="white"/>
+        </w:rPr>
+        <w:t>Старт первого полета]</w:t>
       </w:r>
       <w:r>
         <w:rPr>
@@ -3794,9 +3935,9 @@
           <w:sz w:val="19"/>
           <w:szCs w:val="19"/>
           <w:highlight w:val="white"/>
-          <w:lang w:val="en-US"/>
-        </w:rPr>
-      </w:pPr>
+        </w:rPr>
+      </w:pPr>
+      <w:proofErr w:type="gramStart"/>
       <w:r>
         <w:rPr>
           <w:rFonts w:ascii="Cascadia Mono" w:hAnsi="Cascadia Mono" w:cs="Cascadia Mono"/>
@@ -3815,7 +3956,6 @@
           <w:sz w:val="19"/>
           <w:szCs w:val="19"/>
           <w:highlight w:val="white"/>
-          <w:lang w:val="en-US"/>
         </w:rPr>
         <w:t>.</w:t>
       </w:r>
@@ -3826,10 +3966,10 @@
           <w:sz w:val="19"/>
           <w:szCs w:val="19"/>
           <w:highlight w:val="white"/>
-          <w:lang w:val="en-US"/>
         </w:rPr>
         <w:t>[</w:t>
       </w:r>
+      <w:proofErr w:type="gramEnd"/>
       <w:r>
         <w:rPr>
           <w:rFonts w:ascii="Cascadia Mono" w:hAnsi="Cascadia Mono" w:cs="Cascadia Mono"/>
@@ -3847,7 +3987,6 @@
           <w:sz w:val="19"/>
           <w:szCs w:val="19"/>
           <w:highlight w:val="white"/>
-          <w:lang w:val="en-US"/>
         </w:rPr>
         <w:t xml:space="preserve"> </w:t>
       </w:r>
@@ -3868,7 +4007,6 @@
           <w:sz w:val="19"/>
           <w:szCs w:val="19"/>
           <w:highlight w:val="white"/>
-          <w:lang w:val="en-US"/>
         </w:rPr>
         <w:t xml:space="preserve"> </w:t>
       </w:r>
@@ -3889,7 +4027,6 @@
           <w:sz w:val="19"/>
           <w:szCs w:val="19"/>
           <w:highlight w:val="white"/>
-          <w:lang w:val="en-US"/>
         </w:rPr>
         <w:t>]</w:t>
       </w:r>
@@ -4016,7 +4153,31 @@
           <w:highlight w:val="white"/>
           <w:lang w:val="en-US"/>
         </w:rPr>
-        <w:t xml:space="preserve"> tableC </w:t>
+        <w:t xml:space="preserve"> </w:t>
+      </w:r>
+      <w:proofErr w:type="spellStart"/>
+      <w:r>
+        <w:rPr>
+          <w:rFonts w:ascii="Cascadia Mono" w:hAnsi="Cascadia Mono" w:cs="Cascadia Mono"/>
+          <w:color w:val="000000"/>
+          <w:sz w:val="19"/>
+          <w:szCs w:val="19"/>
+          <w:highlight w:val="white"/>
+          <w:lang w:val="en-US"/>
+        </w:rPr>
+        <w:t>tableC</w:t>
+      </w:r>
+      <w:proofErr w:type="spellEnd"/>
+      <w:r>
+        <w:rPr>
+          <w:rFonts w:ascii="Cascadia Mono" w:hAnsi="Cascadia Mono" w:cs="Cascadia Mono"/>
+          <w:color w:val="000000"/>
+          <w:sz w:val="19"/>
+          <w:szCs w:val="19"/>
+          <w:highlight w:val="white"/>
+          <w:lang w:val="en-US"/>
+        </w:rPr>
+        <w:t xml:space="preserve"> </w:t>
       </w:r>
       <w:r>
         <w:rPr>
@@ -4060,8 +4221,21 @@
           <w:highlight w:val="white"/>
           <w:lang w:val="en-US"/>
         </w:rPr>
-        <w:t xml:space="preserve"> tableC</w:t>
-      </w:r>
+        <w:t xml:space="preserve"> </w:t>
+      </w:r>
+      <w:proofErr w:type="spellStart"/>
+      <w:r>
+        <w:rPr>
+          <w:rFonts w:ascii="Cascadia Mono" w:hAnsi="Cascadia Mono" w:cs="Cascadia Mono"/>
+          <w:color w:val="000000"/>
+          <w:sz w:val="19"/>
+          <w:szCs w:val="19"/>
+          <w:highlight w:val="white"/>
+          <w:lang w:val="en-US"/>
+        </w:rPr>
+        <w:t>tableC</w:t>
+      </w:r>
+      <w:proofErr w:type="spellEnd"/>
       <w:r>
         <w:rPr>
           <w:rFonts w:ascii="Cascadia Mono" w:hAnsi="Cascadia Mono" w:cs="Cascadia Mono"/>
@@ -4306,8 +4480,21 @@
           <w:highlight w:val="white"/>
           <w:lang w:val="en-US"/>
         </w:rPr>
-        <w:t xml:space="preserve"> tableA</w:t>
-      </w:r>
+        <w:t xml:space="preserve"> </w:t>
+      </w:r>
+      <w:proofErr w:type="spellStart"/>
+      <w:r>
+        <w:rPr>
+          <w:rFonts w:ascii="Cascadia Mono" w:hAnsi="Cascadia Mono" w:cs="Cascadia Mono"/>
+          <w:color w:val="000000"/>
+          <w:sz w:val="19"/>
+          <w:szCs w:val="19"/>
+          <w:highlight w:val="white"/>
+          <w:lang w:val="en-US"/>
+        </w:rPr>
+        <w:t>tableA</w:t>
+      </w:r>
+      <w:proofErr w:type="spellEnd"/>
       <w:r>
         <w:rPr>
           <w:rFonts w:ascii="Cascadia Mono" w:hAnsi="Cascadia Mono" w:cs="Cascadia Mono"/>
@@ -4649,7 +4836,87 @@
           <w:szCs w:val="28"/>
           <w:lang w:eastAsia="ru-RU"/>
         </w:rPr>
-        <w:t>1. Оскерко, В. С. Технологии баз данных и знаний : учеб. пособие / В. С. Оскерко, З. В. Пунчик. – Минск : БГЭУ, 2015. – 215 с.</w:t>
+        <w:t xml:space="preserve">1. </w:t>
+      </w:r>
+      <w:proofErr w:type="spellStart"/>
+      <w:r>
+        <w:rPr>
+          <w:rFonts w:eastAsia="Times New Roman" w:cs="Times New Roman"/>
+          <w:color w:val="000000"/>
+          <w:szCs w:val="28"/>
+          <w:lang w:eastAsia="ru-RU"/>
+        </w:rPr>
+        <w:t>Оскерко</w:t>
+      </w:r>
+      <w:proofErr w:type="spellEnd"/>
+      <w:r>
+        <w:rPr>
+          <w:rFonts w:eastAsia="Times New Roman" w:cs="Times New Roman"/>
+          <w:color w:val="000000"/>
+          <w:szCs w:val="28"/>
+          <w:lang w:eastAsia="ru-RU"/>
+        </w:rPr>
+        <w:t xml:space="preserve">, В. С. Технологии баз данных и знаний : учеб. пособие / В. С. </w:t>
+      </w:r>
+      <w:proofErr w:type="spellStart"/>
+      <w:r>
+        <w:rPr>
+          <w:rFonts w:eastAsia="Times New Roman" w:cs="Times New Roman"/>
+          <w:color w:val="000000"/>
+          <w:szCs w:val="28"/>
+          <w:lang w:eastAsia="ru-RU"/>
+        </w:rPr>
+        <w:t>Оскерко</w:t>
+      </w:r>
+      <w:proofErr w:type="spellEnd"/>
+      <w:r>
+        <w:rPr>
+          <w:rFonts w:eastAsia="Times New Roman" w:cs="Times New Roman"/>
+          <w:color w:val="000000"/>
+          <w:szCs w:val="28"/>
+          <w:lang w:eastAsia="ru-RU"/>
+        </w:rPr>
+        <w:t xml:space="preserve">, З. В. </w:t>
+      </w:r>
+      <w:proofErr w:type="spellStart"/>
+      <w:r>
+        <w:rPr>
+          <w:rFonts w:eastAsia="Times New Roman" w:cs="Times New Roman"/>
+          <w:color w:val="000000"/>
+          <w:szCs w:val="28"/>
+          <w:lang w:eastAsia="ru-RU"/>
+        </w:rPr>
+        <w:t>Пунчик</w:t>
+      </w:r>
+      <w:proofErr w:type="spellEnd"/>
+      <w:r>
+        <w:rPr>
+          <w:rFonts w:eastAsia="Times New Roman" w:cs="Times New Roman"/>
+          <w:color w:val="000000"/>
+          <w:szCs w:val="28"/>
+          <w:lang w:eastAsia="ru-RU"/>
+        </w:rPr>
+        <w:t xml:space="preserve">. – </w:t>
+      </w:r>
+      <w:proofErr w:type="gramStart"/>
+      <w:r>
+        <w:rPr>
+          <w:rFonts w:eastAsia="Times New Roman" w:cs="Times New Roman"/>
+          <w:color w:val="000000"/>
+          <w:szCs w:val="28"/>
+          <w:lang w:eastAsia="ru-RU"/>
+        </w:rPr>
+        <w:t>Минск :</w:t>
+      </w:r>
+      <w:proofErr w:type="gramEnd"/>
+      <w:r>
+        <w:rPr>
+          <w:rFonts w:eastAsia="Times New Roman" w:cs="Times New Roman"/>
+          <w:color w:val="000000"/>
+          <w:szCs w:val="28"/>
+          <w:lang w:eastAsia="ru-RU"/>
+        </w:rPr>
+        <w:t xml:space="preserve"> БГЭУ, 2015. – 215 с.</w:t>
       </w:r>
     </w:p>
     <w:p>
@@ -4670,7 +4937,27 @@
           <w:szCs w:val="28"/>
           <w:lang w:eastAsia="ru-RU"/>
         </w:rPr>
-        <w:t>2. Куликов, С. C. Реляционные базы данных в примерах: практическое пособие для программистов и тестировщиков / С. С. Куликов. – Минск : Четыре</w:t>
+        <w:t xml:space="preserve">2. Куликов, С. C. Реляционные базы данных в примерах: практическое пособие для программистов и тестировщиков / С. С. Куликов. – </w:t>
+      </w:r>
+      <w:proofErr w:type="gramStart"/>
+      <w:r>
+        <w:rPr>
+          <w:rFonts w:eastAsia="Times New Roman" w:cs="Times New Roman"/>
+          <w:color w:val="000000"/>
+          <w:szCs w:val="28"/>
+          <w:lang w:eastAsia="ru-RU"/>
+        </w:rPr>
+        <w:t>Минск :</w:t>
+      </w:r>
+      <w:proofErr w:type="gramEnd"/>
+      <w:r>
+        <w:rPr>
+          <w:rFonts w:eastAsia="Times New Roman" w:cs="Times New Roman"/>
+          <w:color w:val="000000"/>
+          <w:szCs w:val="28"/>
+          <w:lang w:eastAsia="ru-RU"/>
+        </w:rPr>
+        <w:t xml:space="preserve"> Четыре</w:t>
       </w:r>
       <w:r>
         <w:rPr>
@@ -4727,7 +5014,47 @@
           <w:szCs w:val="28"/>
           <w:lang w:eastAsia="ru-RU"/>
         </w:rPr>
-        <w:t>Документация по Microsoft SQL [Электронный ресурс]. – 2022. – Режим доступа : https://docs.microsoft.com/ru-ru/sql/?view=sql-server-ver15.</w:t>
+        <w:t xml:space="preserve">Документация по </w:t>
+      </w:r>
+      <w:proofErr w:type="spellStart"/>
+      <w:r>
+        <w:rPr>
+          <w:rFonts w:eastAsia="Times New Roman" w:cs="Times New Roman"/>
+          <w:color w:val="000000"/>
+          <w:szCs w:val="28"/>
+          <w:lang w:eastAsia="ru-RU"/>
+        </w:rPr>
+        <w:t>Microsoft</w:t>
+      </w:r>
+      <w:proofErr w:type="spellEnd"/>
+      <w:r>
+        <w:rPr>
+          <w:rFonts w:eastAsia="Times New Roman" w:cs="Times New Roman"/>
+          <w:color w:val="000000"/>
+          <w:szCs w:val="28"/>
+          <w:lang w:eastAsia="ru-RU"/>
+        </w:rPr>
+        <w:t xml:space="preserve"> SQL [Электронный ресурс]. – 2022. – Режим </w:t>
+      </w:r>
+      <w:proofErr w:type="gramStart"/>
+      <w:r>
+        <w:rPr>
+          <w:rFonts w:eastAsia="Times New Roman" w:cs="Times New Roman"/>
+          <w:color w:val="000000"/>
+          <w:szCs w:val="28"/>
+          <w:lang w:eastAsia="ru-RU"/>
+        </w:rPr>
+        <w:t>доступа :</w:t>
+      </w:r>
+      <w:proofErr w:type="gramEnd"/>
+      <w:r>
+        <w:rPr>
+          <w:rFonts w:eastAsia="Times New Roman" w:cs="Times New Roman"/>
+          <w:color w:val="000000"/>
+          <w:szCs w:val="28"/>
+          <w:lang w:eastAsia="ru-RU"/>
+        </w:rPr>
+        <w:t xml:space="preserve"> https://docs.microsoft.com/ru-ru/sql/?view=sql-server-ver15.</w:t>
       </w:r>
       <w:r>
         <w:rPr>
